--- a/Lab_7/ПМД_КН-2327Б_Багрій-Белз_ЛР-7.docx
+++ b/Lab_7/ПМД_КН-2327Б_Багрій-Белз_ЛР-7.docx
@@ -1592,6 +1592,34 @@
           <w:sz w:val="28"/>
         </w:rPr>
         <w:t>14. Які операції можна виконувати з даними, що зберігаються у JSON-файлі? Із даними у JSON-файлі можна виконувати повний набір операцій CRUD: Create (додавання нових записів із подальшою перезаписами файлу), Read (зчитування та парсинг файлу під час завантаження екрана), Update (редагування властивостей існуючих записів, наприклад, зміна назви, прапорця обраного чи статусу enum) та Delete (видалення запису зі списку та збереження актуального стану колекції у файл).</w:t>
+      </w:r>
+    </w:p>
+    <w:p>
+      <w:pPr>
+        <w:spacing w:line="276" w:lineRule="auto" w:after="0"/>
+        <w:jc w:val="both"/>
+      </w:pPr>
+      <w:r>
+        <w:rPr>
+          <w:rFonts w:ascii="Times New Roman" w:hAnsi="Times New Roman" w:cs="Times New Roman"/>
+          <w:b w:val="0"/>
+          <w:sz w:val="28"/>
+        </w:rPr>
+        <w:t>Репозиторій з кодом лабораторних робіт: https://github.com/bahriibelzandrii/PMD</w:t>
+      </w:r>
+    </w:p>
+    <w:p>
+      <w:pPr>
+        <w:spacing w:line="276" w:lineRule="auto" w:after="0"/>
+        <w:jc w:val="both"/>
+      </w:pPr>
+      <w:r>
+        <w:rPr>
+          <w:rFonts w:ascii="Times New Roman" w:hAnsi="Times New Roman" w:cs="Times New Roman"/>
+          <w:b w:val="0"/>
+          <w:sz w:val="28"/>
+        </w:rPr>
+        <w:t>Код і матеріали цієї лабораторної роботи: https://github.com/bahriibelzandrii/PMD/tree/main/Lab_7</w:t>
       </w:r>
     </w:p>
     <w:p>
